--- a/FD03-EPIS-Informe Especificación Requerimientos.docx
+++ b/FD03-EPIS-Informe Especificación Requerimientos.docx
@@ -5987,7 +5987,7 @@
                 <w:sz w:val="24"/>
                 <w:szCs w:val="24"/>
               </w:rPr>
-              <w:t>Obtener evidencias mediante enlaces temporales.</w:t>
+              <w:t>Descargar la evidencia subida por el usuario.</w:t>
             </w:r>
           </w:p>
         </w:tc>

--- a/FD03-EPIS-Informe Especificación Requerimientos.docx
+++ b/FD03-EPIS-Informe Especificación Requerimientos.docx
@@ -4908,9 +4908,9 @@
         <w:tblLook w:val="04A0" w:firstRow="1" w:lastRow="0" w:firstColumn="1" w:lastColumn="0" w:noHBand="0" w:noVBand="1"/>
       </w:tblPr>
       <w:tblGrid>
-        <w:gridCol w:w="700"/>
-        <w:gridCol w:w="2153"/>
-        <w:gridCol w:w="5641"/>
+        <w:gridCol w:w="855"/>
+        <w:gridCol w:w="1878"/>
+        <w:gridCol w:w="5761"/>
       </w:tblGrid>
       <w:tr>
         <w:tc>
@@ -5988,6 +5988,490 @@
                 <w:szCs w:val="24"/>
               </w:rPr>
               <w:t>Descargar la evidencia subida por el usuario.</w:t>
+            </w:r>
+          </w:p>
+        </w:tc>
+      </w:tr>
+      <w:tr>
+        <w:tc>
+          <w:tcPr>
+            <w:tcW w:w="0" w:type="auto"/>
+            <w:hideMark/>
+          </w:tcPr>
+          <w:p>
+            <w:pPr>
+              <w:jc w:val="center"/>
+              <w:rPr>
+                <w:rFonts w:asciiTheme="majorHAnsi" w:eastAsia="Times New Roman" w:hAnsiTheme="majorHAnsi" w:cstheme="majorHAnsi"/>
+                <w:b/>
+                <w:bCs/>
+                <w:sz w:val="24"/>
+                <w:szCs w:val="24"/>
+              </w:rPr>
+            </w:pPr>
+            <w:proofErr w:type="spellStart"/>
+            <w:r>
+              <w:rPr>
+                <w:rFonts w:asciiTheme="majorHAnsi" w:eastAsia="Times New Roman" w:hAnsiTheme="majorHAnsi" w:cstheme="majorHAnsi"/>
+                <w:b/>
+                <w:bCs/>
+                <w:sz w:val="24"/>
+                <w:szCs w:val="24"/>
+              </w:rPr>
+              <w:lastRenderedPageBreak/>
+              <w:t>N°</w:t>
+            </w:r>
+            <w:proofErr w:type="spellEnd"/>
+          </w:p>
+        </w:tc>
+        <w:tc>
+          <w:tcPr>
+            <w:tcW w:w="0" w:type="auto"/>
+            <w:hideMark/>
+          </w:tcPr>
+          <w:p>
+            <w:pPr>
+              <w:jc w:val="center"/>
+              <w:rPr>
+                <w:rFonts w:asciiTheme="majorHAnsi" w:eastAsia="Times New Roman" w:hAnsiTheme="majorHAnsi" w:cstheme="majorHAnsi"/>
+                <w:b/>
+                <w:bCs/>
+                <w:sz w:val="24"/>
+                <w:szCs w:val="24"/>
+              </w:rPr>
+            </w:pPr>
+            <w:r>
+              <w:rPr>
+                <w:rFonts w:asciiTheme="majorHAnsi" w:eastAsia="Times New Roman" w:hAnsiTheme="majorHAnsi" w:cstheme="majorHAnsi"/>
+                <w:b/>
+                <w:bCs/>
+                <w:sz w:val="24"/>
+                <w:szCs w:val="24"/>
+              </w:rPr>
+              <w:t>Categoría</w:t>
+            </w:r>
+          </w:p>
+        </w:tc>
+        <w:tc>
+          <w:tcPr>
+            <w:tcW w:w="0" w:type="auto"/>
+            <w:hideMark/>
+          </w:tcPr>
+          <w:p>
+            <w:pPr>
+              <w:jc w:val="center"/>
+              <w:rPr>
+                <w:rFonts w:asciiTheme="majorHAnsi" w:eastAsia="Times New Roman" w:hAnsiTheme="majorHAnsi" w:cstheme="majorHAnsi"/>
+                <w:b/>
+                <w:bCs/>
+                <w:sz w:val="24"/>
+                <w:szCs w:val="24"/>
+              </w:rPr>
+            </w:pPr>
+            <w:r>
+              <w:rPr>
+                <w:rFonts w:asciiTheme="majorHAnsi" w:eastAsia="Times New Roman" w:hAnsiTheme="majorHAnsi" w:cstheme="majorHAnsi"/>
+                <w:b/>
+                <w:bCs/>
+                <w:sz w:val="24"/>
+                <w:szCs w:val="24"/>
+              </w:rPr>
+              <w:t>Descripción</w:t>
+            </w:r>
+          </w:p>
+        </w:tc>
+      </w:tr>
+      <w:tr>
+        <w:tc>
+          <w:tcPr>
+            <w:tcW w:w="0" w:type="auto"/>
+            <w:hideMark/>
+          </w:tcPr>
+          <w:p>
+            <w:pPr>
+              <w:rPr>
+                <w:rFonts w:asciiTheme="majorHAnsi" w:eastAsia="Times New Roman" w:hAnsiTheme="majorHAnsi" w:cstheme="majorHAnsi"/>
+                <w:sz w:val="24"/>
+                <w:szCs w:val="24"/>
+              </w:rPr>
+            </w:pPr>
+            <w:r>
+              <w:rPr>
+                <w:rFonts w:asciiTheme="majorHAnsi" w:eastAsia="Times New Roman" w:hAnsiTheme="majorHAnsi" w:cstheme="majorHAnsi"/>
+                <w:sz w:val="24"/>
+                <w:szCs w:val="24"/>
+              </w:rPr>
+              <w:t>RNF01</w:t>
+            </w:r>
+          </w:p>
+        </w:tc>
+        <w:tc>
+          <w:tcPr>
+            <w:tcW w:w="0" w:type="auto"/>
+            <w:hideMark/>
+          </w:tcPr>
+          <w:p>
+            <w:pPr>
+              <w:rPr>
+                <w:rFonts w:asciiTheme="majorHAnsi" w:eastAsia="Times New Roman" w:hAnsiTheme="majorHAnsi" w:cstheme="majorHAnsi"/>
+                <w:sz w:val="24"/>
+                <w:szCs w:val="24"/>
+              </w:rPr>
+            </w:pPr>
+            <w:r>
+              <w:rPr>
+                <w:rFonts w:asciiTheme="majorHAnsi" w:eastAsia="Times New Roman" w:hAnsiTheme="majorHAnsi" w:cstheme="majorHAnsi"/>
+                <w:sz w:val="24"/>
+                <w:szCs w:val="24"/>
+              </w:rPr>
+              <w:t>Seguridad</w:t>
+            </w:r>
+          </w:p>
+        </w:tc>
+        <w:tc>
+          <w:tcPr>
+            <w:tcW w:w="0" w:type="auto"/>
+            <w:hideMark/>
+          </w:tcPr>
+          <w:p>
+            <w:pPr>
+              <w:rPr>
+                <w:rFonts w:asciiTheme="majorHAnsi" w:eastAsia="Times New Roman" w:hAnsiTheme="majorHAnsi" w:cstheme="majorHAnsi"/>
+                <w:sz w:val="24"/>
+                <w:szCs w:val="24"/>
+              </w:rPr>
+            </w:pPr>
+            <w:r>
+              <w:rPr>
+                <w:rFonts w:asciiTheme="majorHAnsi" w:eastAsia="Times New Roman" w:hAnsiTheme="majorHAnsi" w:cstheme="majorHAnsi"/>
+                <w:sz w:val="24"/>
+                <w:szCs w:val="24"/>
+              </w:rPr>
+              <w:t>El sistema debe garantizar que el 100% de accesos, operaciones sensibles y manejo de datos (autenticación, CSRF, permisos, expiración de tokens y sanitización) cumplan controles de seguridad definidos.</w:t>
+            </w:r>
+          </w:p>
+        </w:tc>
+      </w:tr>
+      <w:tr>
+        <w:tc>
+          <w:tcPr>
+            <w:tcW w:w="0" w:type="auto"/>
+            <w:hideMark/>
+          </w:tcPr>
+          <w:p>
+            <w:pPr>
+              <w:rPr>
+                <w:rFonts w:asciiTheme="majorHAnsi" w:eastAsia="Times New Roman" w:hAnsiTheme="majorHAnsi" w:cstheme="majorHAnsi"/>
+                <w:sz w:val="24"/>
+                <w:szCs w:val="24"/>
+              </w:rPr>
+            </w:pPr>
+            <w:r>
+              <w:rPr>
+                <w:rFonts w:asciiTheme="majorHAnsi" w:eastAsia="Times New Roman" w:hAnsiTheme="majorHAnsi" w:cstheme="majorHAnsi"/>
+                <w:sz w:val="24"/>
+                <w:szCs w:val="24"/>
+              </w:rPr>
+              <w:t>RNF02</w:t>
+            </w:r>
+          </w:p>
+        </w:tc>
+        <w:tc>
+          <w:tcPr>
+            <w:tcW w:w="0" w:type="auto"/>
+            <w:hideMark/>
+          </w:tcPr>
+          <w:p>
+            <w:pPr>
+              <w:rPr>
+                <w:rFonts w:asciiTheme="majorHAnsi" w:eastAsia="Times New Roman" w:hAnsiTheme="majorHAnsi" w:cstheme="majorHAnsi"/>
+                <w:sz w:val="24"/>
+                <w:szCs w:val="24"/>
+              </w:rPr>
+            </w:pPr>
+            <w:r>
+              <w:rPr>
+                <w:rFonts w:asciiTheme="majorHAnsi" w:eastAsia="Times New Roman" w:hAnsiTheme="majorHAnsi" w:cstheme="majorHAnsi"/>
+                <w:sz w:val="24"/>
+                <w:szCs w:val="24"/>
+              </w:rPr>
+              <w:t>Disponibilidad</w:t>
+            </w:r>
+          </w:p>
+        </w:tc>
+        <w:tc>
+          <w:tcPr>
+            <w:tcW w:w="0" w:type="auto"/>
+            <w:hideMark/>
+          </w:tcPr>
+          <w:p>
+            <w:pPr>
+              <w:rPr>
+                <w:rFonts w:asciiTheme="majorHAnsi" w:eastAsia="Times New Roman" w:hAnsiTheme="majorHAnsi" w:cstheme="majorHAnsi"/>
+                <w:sz w:val="24"/>
+                <w:szCs w:val="24"/>
+              </w:rPr>
+            </w:pPr>
+            <w:r>
+              <w:rPr>
+                <w:rFonts w:asciiTheme="majorHAnsi" w:eastAsia="Times New Roman" w:hAnsiTheme="majorHAnsi" w:cstheme="majorHAnsi"/>
+                <w:sz w:val="24"/>
+                <w:szCs w:val="24"/>
+              </w:rPr>
+              <w:t>El sistema debe estar disponible en al menos el 99% del tiempo y mantener sesiones activas válidas durante un periodo de hasta 8 horas.</w:t>
+            </w:r>
+          </w:p>
+        </w:tc>
+      </w:tr>
+      <w:tr>
+        <w:tc>
+          <w:tcPr>
+            <w:tcW w:w="0" w:type="auto"/>
+            <w:hideMark/>
+          </w:tcPr>
+          <w:p>
+            <w:pPr>
+              <w:rPr>
+                <w:rFonts w:asciiTheme="majorHAnsi" w:eastAsia="Times New Roman" w:hAnsiTheme="majorHAnsi" w:cstheme="majorHAnsi"/>
+                <w:sz w:val="24"/>
+                <w:szCs w:val="24"/>
+              </w:rPr>
+            </w:pPr>
+            <w:r>
+              <w:rPr>
+                <w:rFonts w:asciiTheme="majorHAnsi" w:eastAsia="Times New Roman" w:hAnsiTheme="majorHAnsi" w:cstheme="majorHAnsi"/>
+                <w:sz w:val="24"/>
+                <w:szCs w:val="24"/>
+              </w:rPr>
+              <w:t>RNF03</w:t>
+            </w:r>
+          </w:p>
+        </w:tc>
+        <w:tc>
+          <w:tcPr>
+            <w:tcW w:w="0" w:type="auto"/>
+            <w:hideMark/>
+          </w:tcPr>
+          <w:p>
+            <w:pPr>
+              <w:rPr>
+                <w:rFonts w:asciiTheme="majorHAnsi" w:eastAsia="Times New Roman" w:hAnsiTheme="majorHAnsi" w:cstheme="majorHAnsi"/>
+                <w:sz w:val="24"/>
+                <w:szCs w:val="24"/>
+              </w:rPr>
+            </w:pPr>
+            <w:r>
+              <w:rPr>
+                <w:rFonts w:asciiTheme="majorHAnsi" w:eastAsia="Times New Roman" w:hAnsiTheme="majorHAnsi" w:cstheme="majorHAnsi"/>
+                <w:sz w:val="24"/>
+                <w:szCs w:val="24"/>
+              </w:rPr>
+              <w:t>Rendimiento</w:t>
+            </w:r>
+          </w:p>
+        </w:tc>
+        <w:tc>
+          <w:tcPr>
+            <w:tcW w:w="0" w:type="auto"/>
+            <w:hideMark/>
+          </w:tcPr>
+          <w:p>
+            <w:pPr>
+              <w:rPr>
+                <w:rFonts w:asciiTheme="majorHAnsi" w:eastAsia="Times New Roman" w:hAnsiTheme="majorHAnsi" w:cstheme="majorHAnsi"/>
+                <w:sz w:val="24"/>
+                <w:szCs w:val="24"/>
+              </w:rPr>
+            </w:pPr>
+            <w:r>
+              <w:rPr>
+                <w:rFonts w:asciiTheme="majorHAnsi" w:eastAsia="Times New Roman" w:hAnsiTheme="majorHAnsi" w:cstheme="majorHAnsi"/>
+                <w:sz w:val="24"/>
+                <w:szCs w:val="24"/>
+              </w:rPr>
+              <w:t xml:space="preserve">El sistema debe responder a las solicitudes principales con un tiempo </w:t>
+            </w:r>
+            <w:r>
+              <w:rPr>
+                <w:rFonts w:asciiTheme="majorHAnsi" w:eastAsia="Times New Roman" w:hAnsiTheme="majorHAnsi" w:cstheme="majorHAnsi"/>
+                <w:sz w:val="24"/>
+                <w:szCs w:val="24"/>
+              </w:rPr>
+              <w:t xml:space="preserve">menor de </w:t>
+            </w:r>
+            <w:r>
+              <w:rPr>
+                <w:rFonts w:asciiTheme="majorHAnsi" w:eastAsia="Times New Roman" w:hAnsiTheme="majorHAnsi" w:cstheme="majorHAnsi"/>
+                <w:sz w:val="24"/>
+                <w:szCs w:val="24"/>
+              </w:rPr>
+              <w:t>2.0 segundos</w:t>
+            </w:r>
+            <w:r>
+              <w:rPr>
+                <w:rFonts w:asciiTheme="majorHAnsi" w:eastAsia="Times New Roman" w:hAnsiTheme="majorHAnsi" w:cstheme="majorHAnsi"/>
+                <w:sz w:val="24"/>
+                <w:szCs w:val="24"/>
+              </w:rPr>
+              <w:t>.</w:t>
+            </w:r>
+          </w:p>
+        </w:tc>
+      </w:tr>
+      <w:tr>
+        <w:tc>
+          <w:tcPr>
+            <w:tcW w:w="0" w:type="auto"/>
+            <w:hideMark/>
+          </w:tcPr>
+          <w:p>
+            <w:pPr>
+              <w:rPr>
+                <w:rFonts w:asciiTheme="majorHAnsi" w:eastAsia="Times New Roman" w:hAnsiTheme="majorHAnsi" w:cstheme="majorHAnsi"/>
+                <w:sz w:val="24"/>
+                <w:szCs w:val="24"/>
+              </w:rPr>
+            </w:pPr>
+            <w:r>
+              <w:rPr>
+                <w:rFonts w:asciiTheme="majorHAnsi" w:eastAsia="Times New Roman" w:hAnsiTheme="majorHAnsi" w:cstheme="majorHAnsi"/>
+                <w:sz w:val="24"/>
+                <w:szCs w:val="24"/>
+              </w:rPr>
+              <w:t>RNF04</w:t>
+            </w:r>
+          </w:p>
+        </w:tc>
+        <w:tc>
+          <w:tcPr>
+            <w:tcW w:w="0" w:type="auto"/>
+            <w:hideMark/>
+          </w:tcPr>
+          <w:p>
+            <w:pPr>
+              <w:rPr>
+                <w:rFonts w:asciiTheme="majorHAnsi" w:eastAsia="Times New Roman" w:hAnsiTheme="majorHAnsi" w:cstheme="majorHAnsi"/>
+                <w:sz w:val="24"/>
+                <w:szCs w:val="24"/>
+              </w:rPr>
+            </w:pPr>
+            <w:r>
+              <w:rPr>
+                <w:rFonts w:asciiTheme="majorHAnsi" w:eastAsia="Times New Roman" w:hAnsiTheme="majorHAnsi" w:cstheme="majorHAnsi"/>
+                <w:sz w:val="24"/>
+                <w:szCs w:val="24"/>
+              </w:rPr>
+              <w:t>Usabilidad</w:t>
+            </w:r>
+          </w:p>
+        </w:tc>
+        <w:tc>
+          <w:tcPr>
+            <w:tcW w:w="0" w:type="auto"/>
+            <w:hideMark/>
+          </w:tcPr>
+          <w:p>
+            <w:pPr>
+              <w:rPr>
+                <w:rFonts w:asciiTheme="majorHAnsi" w:eastAsia="Times New Roman" w:hAnsiTheme="majorHAnsi" w:cstheme="majorHAnsi"/>
+                <w:sz w:val="24"/>
+                <w:szCs w:val="24"/>
+              </w:rPr>
+            </w:pPr>
+            <w:r>
+              <w:rPr>
+                <w:rFonts w:asciiTheme="majorHAnsi" w:eastAsia="Times New Roman" w:hAnsiTheme="majorHAnsi" w:cstheme="majorHAnsi"/>
+                <w:sz w:val="24"/>
+                <w:szCs w:val="24"/>
+              </w:rPr>
+              <w:t>El 100% de pantallas debe permitir navegación en máximo 1 clic, mostrar retroalimentación al usuario y ser usable en resoluciones mínimas de 360px.</w:t>
+            </w:r>
+          </w:p>
+        </w:tc>
+      </w:tr>
+      <w:tr>
+        <w:tc>
+          <w:tcPr>
+            <w:tcW w:w="0" w:type="auto"/>
+            <w:hideMark/>
+          </w:tcPr>
+          <w:p>
+            <w:pPr>
+              <w:rPr>
+                <w:rFonts w:asciiTheme="majorHAnsi" w:eastAsia="Times New Roman" w:hAnsiTheme="majorHAnsi" w:cstheme="majorHAnsi"/>
+                <w:sz w:val="24"/>
+                <w:szCs w:val="24"/>
+              </w:rPr>
+            </w:pPr>
+            <w:r>
+              <w:rPr>
+                <w:rFonts w:asciiTheme="majorHAnsi" w:eastAsia="Times New Roman" w:hAnsiTheme="majorHAnsi" w:cstheme="majorHAnsi"/>
+                <w:sz w:val="24"/>
+                <w:szCs w:val="24"/>
+              </w:rPr>
+              <w:t>RNF05</w:t>
+            </w:r>
+          </w:p>
+        </w:tc>
+        <w:tc>
+          <w:tcPr>
+            <w:tcW w:w="0" w:type="auto"/>
+            <w:hideMark/>
+          </w:tcPr>
+          <w:p>
+            <w:pPr>
+              <w:rPr>
+                <w:rFonts w:asciiTheme="majorHAnsi" w:eastAsia="Times New Roman" w:hAnsiTheme="majorHAnsi" w:cstheme="majorHAnsi"/>
+                <w:sz w:val="24"/>
+                <w:szCs w:val="24"/>
+              </w:rPr>
+            </w:pPr>
+            <w:r>
+              <w:rPr>
+                <w:rFonts w:asciiTheme="majorHAnsi" w:eastAsia="Times New Roman" w:hAnsiTheme="majorHAnsi" w:cstheme="majorHAnsi"/>
+                <w:sz w:val="24"/>
+                <w:szCs w:val="24"/>
+              </w:rPr>
+              <w:t>Compatibilidad</w:t>
+            </w:r>
+          </w:p>
+        </w:tc>
+        <w:tc>
+          <w:tcPr>
+            <w:tcW w:w="0" w:type="auto"/>
+            <w:hideMark/>
+          </w:tcPr>
+          <w:p>
+            <w:pPr>
+              <w:rPr>
+                <w:rFonts w:asciiTheme="majorHAnsi" w:eastAsia="Times New Roman" w:hAnsiTheme="majorHAnsi" w:cstheme="majorHAnsi"/>
+                <w:sz w:val="24"/>
+                <w:szCs w:val="24"/>
+              </w:rPr>
+            </w:pPr>
+            <w:r>
+              <w:rPr>
+                <w:rFonts w:asciiTheme="majorHAnsi" w:eastAsia="Times New Roman" w:hAnsiTheme="majorHAnsi" w:cstheme="majorHAnsi"/>
+                <w:sz w:val="24"/>
+                <w:szCs w:val="24"/>
+              </w:rPr>
+              <w:t xml:space="preserve">El sistema debe ejecutarse sin errores en el </w:t>
+            </w:r>
+            <w:r>
+              <w:rPr>
+                <w:rFonts w:asciiTheme="majorHAnsi" w:eastAsia="Times New Roman" w:hAnsiTheme="majorHAnsi" w:cstheme="majorHAnsi"/>
+                <w:sz w:val="24"/>
+                <w:szCs w:val="24"/>
+              </w:rPr>
+              <w:t>99</w:t>
+            </w:r>
+            <w:r>
+              <w:rPr>
+                <w:rFonts w:asciiTheme="majorHAnsi" w:eastAsia="Times New Roman" w:hAnsiTheme="majorHAnsi" w:cstheme="majorHAnsi"/>
+                <w:sz w:val="24"/>
+                <w:szCs w:val="24"/>
+              </w:rPr>
+              <w:t>% de sus funcionalidades bajo el entorno PHP 8+.</w:t>
             </w:r>
           </w:p>
         </w:tc>

--- a/FD03-EPIS-Informe Especificación Requerimientos.docx
+++ b/FD03-EPIS-Informe Especificación Requerimientos.docx
@@ -6544,7 +6544,6 @@
     </w:p>
     <w:p>
       <w:pPr>
-        <w:ind w:left="1440"/>
         <w:rPr>
           <w:b/>
           <w:bCs/>
@@ -6552,20 +6551,1118 @@
           <w:szCs w:val="24"/>
         </w:rPr>
       </w:pPr>
-    </w:p>
-    <w:p>
-      <w:pPr>
-        <w:rPr>
-          <w:b/>
-          <w:bCs/>
-          <w:sz w:val="24"/>
-          <w:szCs w:val="24"/>
-        </w:rPr>
-      </w:pPr>
+      <w:r>
+        <w:rPr>
+          <w:noProof/>
+        </w:rPr>
+        <w:drawing>
+          <wp:inline distT="0" distB="0" distL="0" distR="0" wp14:anchorId="3249D763" wp14:editId="051F19FF">
+            <wp:extent cx="5400040" cy="2566035"/>
+            <wp:effectExtent l="0" t="0" r="0" b="5715"/>
+            <wp:docPr id="834779658" name="Imagen 2" descr="PlantUML diagram"/>
+            <wp:cNvGraphicFramePr>
+              <a:graphicFrameLocks xmlns:a="http://schemas.openxmlformats.org/drawingml/2006/main" noChangeAspect="1"/>
+            </wp:cNvGraphicFramePr>
+            <a:graphic xmlns:a="http://schemas.openxmlformats.org/drawingml/2006/main">
+              <a:graphicData uri="http://schemas.openxmlformats.org/drawingml/2006/picture">
+                <pic:pic xmlns:pic="http://schemas.openxmlformats.org/drawingml/2006/picture">
+                  <pic:nvPicPr>
+                    <pic:cNvPr id="0" name="Picture 3" descr="PlantUML diagram"/>
+                    <pic:cNvPicPr>
+                      <a:picLocks noChangeAspect="1" noChangeArrowheads="1"/>
+                    </pic:cNvPicPr>
+                  </pic:nvPicPr>
+                  <pic:blipFill>
+                    <a:blip r:embed="rId9" cstate="print">
+                      <a:extLst>
+                        <a:ext uri="{28A0092B-C50C-407E-A947-70E740481C1C}">
+                          <a14:useLocalDpi xmlns:a14="http://schemas.microsoft.com/office/drawing/2010/main" val="0"/>
+                        </a:ext>
+                      </a:extLst>
+                    </a:blip>
+                    <a:srcRect/>
+                    <a:stretch>
+                      <a:fillRect/>
+                    </a:stretch>
+                  </pic:blipFill>
+                  <pic:spPr bwMode="auto">
+                    <a:xfrm>
+                      <a:off x="0" y="0"/>
+                      <a:ext cx="5400040" cy="2566035"/>
+                    </a:xfrm>
+                    <a:prstGeom prst="rect">
+                      <a:avLst/>
+                    </a:prstGeom>
+                    <a:noFill/>
+                    <a:ln>
+                      <a:noFill/>
+                    </a:ln>
+                  </pic:spPr>
+                </pic:pic>
+              </a:graphicData>
+            </a:graphic>
+          </wp:inline>
+        </w:drawing>
+      </w:r>
+    </w:p>
+    <w:p>
+      <w:pPr>
+        <w:rPr>
+          <w:sz w:val="24"/>
+          <w:szCs w:val="24"/>
+          <w:lang w:val="en-US"/>
+        </w:rPr>
+      </w:pPr>
+      <w:r>
+        <w:rPr>
+          <w:sz w:val="24"/>
+          <w:szCs w:val="24"/>
+          <w:lang w:val="en-US"/>
+        </w:rPr>
+        <w:t xml:space="preserve">- PHP 8+ (backend web y </w:t>
+      </w:r>
+      <w:proofErr w:type="spellStart"/>
+      <w:r>
+        <w:rPr>
+          <w:sz w:val="24"/>
+          <w:szCs w:val="24"/>
+          <w:lang w:val="en-US"/>
+        </w:rPr>
+        <w:t>lógica</w:t>
+      </w:r>
+      <w:proofErr w:type="spellEnd"/>
+      <w:r>
+        <w:rPr>
+          <w:sz w:val="24"/>
+          <w:szCs w:val="24"/>
+          <w:lang w:val="en-US"/>
+        </w:rPr>
+        <w:t xml:space="preserve"> MVC: Controllers/Core/Views).</w:t>
+      </w:r>
+    </w:p>
+    <w:p>
+      <w:pPr>
+        <w:rPr>
+          <w:sz w:val="24"/>
+          <w:szCs w:val="24"/>
+        </w:rPr>
+      </w:pPr>
+      <w:r>
+        <w:rPr>
+          <w:sz w:val="24"/>
+          <w:szCs w:val="24"/>
+        </w:rPr>
+        <w:t xml:space="preserve">- Servidor web para PHP (desarrollo típico con </w:t>
+      </w:r>
+      <w:proofErr w:type="spellStart"/>
+      <w:r>
+        <w:rPr>
+          <w:sz w:val="24"/>
+          <w:szCs w:val="24"/>
+        </w:rPr>
+        <w:t>php</w:t>
+      </w:r>
+      <w:proofErr w:type="spellEnd"/>
+      <w:r>
+        <w:rPr>
+          <w:sz w:val="24"/>
+          <w:szCs w:val="24"/>
+        </w:rPr>
+        <w:t xml:space="preserve"> -S usando </w:t>
+      </w:r>
+      <w:proofErr w:type="spellStart"/>
+      <w:proofErr w:type="gramStart"/>
+      <w:r>
+        <w:rPr>
+          <w:sz w:val="24"/>
+          <w:szCs w:val="24"/>
+        </w:rPr>
+        <w:t>public</w:t>
+      </w:r>
+      <w:proofErr w:type="spellEnd"/>
+      <w:r>
+        <w:rPr>
+          <w:sz w:val="24"/>
+          <w:szCs w:val="24"/>
+        </w:rPr>
+        <w:t>/</w:t>
+      </w:r>
+      <w:proofErr w:type="spellStart"/>
+      <w:r>
+        <w:rPr>
+          <w:sz w:val="24"/>
+          <w:szCs w:val="24"/>
+        </w:rPr>
+        <w:t>router.php</w:t>
+      </w:r>
+      <w:proofErr w:type="spellEnd"/>
+      <w:r>
+        <w:rPr>
+          <w:sz w:val="24"/>
+          <w:szCs w:val="24"/>
+        </w:rPr>
+        <w:t xml:space="preserve"> )</w:t>
+      </w:r>
+      <w:proofErr w:type="gramEnd"/>
+      <w:r>
+        <w:rPr>
+          <w:sz w:val="24"/>
+          <w:szCs w:val="24"/>
+        </w:rPr>
+        <w:t>.</w:t>
+      </w:r>
+    </w:p>
+    <w:p>
+      <w:pPr>
+        <w:ind w:left="720"/>
+        <w:rPr>
+          <w:sz w:val="24"/>
+          <w:szCs w:val="24"/>
+          <w:lang w:val="en-US"/>
+        </w:rPr>
+      </w:pPr>
+      <w:r>
+        <w:rPr>
+          <w:sz w:val="24"/>
+          <w:szCs w:val="24"/>
+          <w:lang w:val="en-US"/>
+        </w:rPr>
+        <w:t xml:space="preserve">- </w:t>
+      </w:r>
+      <w:proofErr w:type="spellStart"/>
+      <w:r>
+        <w:rPr>
+          <w:sz w:val="24"/>
+          <w:szCs w:val="24"/>
+          <w:lang w:val="en-US"/>
+        </w:rPr>
+        <w:t>Supabase</w:t>
+      </w:r>
+      <w:proofErr w:type="spellEnd"/>
+      <w:r>
+        <w:rPr>
+          <w:sz w:val="24"/>
+          <w:szCs w:val="24"/>
+          <w:lang w:val="en-US"/>
+        </w:rPr>
+        <w:t xml:space="preserve"> (BaaS):</w:t>
+      </w:r>
+    </w:p>
+    <w:p>
+      <w:pPr>
+        <w:ind w:left="720"/>
+        <w:rPr>
+          <w:sz w:val="24"/>
+          <w:szCs w:val="24"/>
+          <w:lang w:val="en-US"/>
+        </w:rPr>
+      </w:pPr>
+      <w:r>
+        <w:rPr>
+          <w:sz w:val="24"/>
+          <w:szCs w:val="24"/>
+          <w:lang w:val="en-US"/>
+        </w:rPr>
+        <w:t xml:space="preserve">- </w:t>
+      </w:r>
+      <w:proofErr w:type="spellStart"/>
+      <w:r>
+        <w:rPr>
+          <w:sz w:val="24"/>
+          <w:szCs w:val="24"/>
+          <w:lang w:val="en-US"/>
+        </w:rPr>
+        <w:t>Supabase</w:t>
+      </w:r>
+      <w:proofErr w:type="spellEnd"/>
+      <w:r>
+        <w:rPr>
+          <w:sz w:val="24"/>
+          <w:szCs w:val="24"/>
+          <w:lang w:val="en-US"/>
+        </w:rPr>
+        <w:t xml:space="preserve"> Auth (signup/login con </w:t>
+      </w:r>
+      <w:proofErr w:type="spellStart"/>
+      <w:r>
+        <w:rPr>
+          <w:sz w:val="24"/>
+          <w:szCs w:val="24"/>
+          <w:lang w:val="en-US"/>
+        </w:rPr>
+        <w:t>email+password</w:t>
+      </w:r>
+      <w:proofErr w:type="spellEnd"/>
+      <w:r>
+        <w:rPr>
+          <w:sz w:val="24"/>
+          <w:szCs w:val="24"/>
+          <w:lang w:val="en-US"/>
+        </w:rPr>
+        <w:t>).</w:t>
+      </w:r>
+    </w:p>
+    <w:p>
+      <w:pPr>
+        <w:ind w:left="720"/>
+        <w:rPr>
+          <w:sz w:val="24"/>
+          <w:szCs w:val="24"/>
+          <w:lang w:val="en-US"/>
+        </w:rPr>
+      </w:pPr>
+      <w:r>
+        <w:rPr>
+          <w:sz w:val="24"/>
+          <w:szCs w:val="24"/>
+          <w:lang w:val="en-US"/>
+        </w:rPr>
+        <w:t xml:space="preserve">- </w:t>
+      </w:r>
+      <w:proofErr w:type="spellStart"/>
+      <w:r>
+        <w:rPr>
+          <w:sz w:val="24"/>
+          <w:szCs w:val="24"/>
+          <w:lang w:val="en-US"/>
+        </w:rPr>
+        <w:t>Supabase</w:t>
+      </w:r>
+      <w:proofErr w:type="spellEnd"/>
+      <w:r>
+        <w:rPr>
+          <w:sz w:val="24"/>
+          <w:szCs w:val="24"/>
+          <w:lang w:val="en-US"/>
+        </w:rPr>
+        <w:t xml:space="preserve"> </w:t>
+      </w:r>
+      <w:proofErr w:type="spellStart"/>
+      <w:r>
+        <w:rPr>
+          <w:sz w:val="24"/>
+          <w:szCs w:val="24"/>
+          <w:lang w:val="en-US"/>
+        </w:rPr>
+        <w:t>PostgREST</w:t>
+      </w:r>
+      <w:proofErr w:type="spellEnd"/>
+      <w:r>
+        <w:rPr>
+          <w:sz w:val="24"/>
+          <w:szCs w:val="24"/>
+          <w:lang w:val="en-US"/>
+        </w:rPr>
+        <w:t xml:space="preserve"> (CRUD </w:t>
+      </w:r>
+      <w:proofErr w:type="spellStart"/>
+      <w:r>
+        <w:rPr>
+          <w:sz w:val="24"/>
+          <w:szCs w:val="24"/>
+          <w:lang w:val="en-US"/>
+        </w:rPr>
+        <w:t>vía</w:t>
+      </w:r>
+      <w:proofErr w:type="spellEnd"/>
+      <w:r>
+        <w:rPr>
+          <w:sz w:val="24"/>
+          <w:szCs w:val="24"/>
+          <w:lang w:val="en-US"/>
+        </w:rPr>
+        <w:t xml:space="preserve"> /rest/v1/* para </w:t>
+      </w:r>
+      <w:proofErr w:type="spellStart"/>
+      <w:r>
+        <w:rPr>
+          <w:sz w:val="24"/>
+          <w:szCs w:val="24"/>
+          <w:lang w:val="en-US"/>
+        </w:rPr>
+        <w:t>tablas</w:t>
+      </w:r>
+      <w:proofErr w:type="spellEnd"/>
+      <w:r>
+        <w:rPr>
+          <w:sz w:val="24"/>
+          <w:szCs w:val="24"/>
+          <w:lang w:val="en-US"/>
+        </w:rPr>
+        <w:t xml:space="preserve"> </w:t>
+      </w:r>
+      <w:proofErr w:type="spellStart"/>
+      <w:r>
+        <w:rPr>
+          <w:sz w:val="24"/>
+          <w:szCs w:val="24"/>
+          <w:lang w:val="en-US"/>
+        </w:rPr>
+        <w:t>como</w:t>
+      </w:r>
+      <w:proofErr w:type="spellEnd"/>
+      <w:r>
+        <w:rPr>
+          <w:sz w:val="24"/>
+          <w:szCs w:val="24"/>
+          <w:lang w:val="en-US"/>
+        </w:rPr>
+        <w:t xml:space="preserve"> projects, tasks, </w:t>
+      </w:r>
+      <w:proofErr w:type="spellStart"/>
+      <w:r>
+        <w:rPr>
+          <w:sz w:val="24"/>
+          <w:szCs w:val="24"/>
+          <w:lang w:val="en-US"/>
+        </w:rPr>
+        <w:t>time_entries</w:t>
+      </w:r>
+      <w:proofErr w:type="spellEnd"/>
+      <w:r>
+        <w:rPr>
+          <w:sz w:val="24"/>
+          <w:szCs w:val="24"/>
+          <w:lang w:val="en-US"/>
+        </w:rPr>
+        <w:t xml:space="preserve">, </w:t>
+      </w:r>
+      <w:proofErr w:type="spellStart"/>
+      <w:r>
+        <w:rPr>
+          <w:sz w:val="24"/>
+          <w:szCs w:val="24"/>
+          <w:lang w:val="en-US"/>
+        </w:rPr>
+        <w:t>task_</w:t>
+      </w:r>
+      <w:proofErr w:type="gramStart"/>
+      <w:r>
+        <w:rPr>
+          <w:sz w:val="24"/>
+          <w:szCs w:val="24"/>
+          <w:lang w:val="en-US"/>
+        </w:rPr>
+        <w:t>evidences</w:t>
+      </w:r>
+      <w:proofErr w:type="spellEnd"/>
+      <w:proofErr w:type="gramEnd"/>
+      <w:r>
+        <w:rPr>
+          <w:sz w:val="24"/>
+          <w:szCs w:val="24"/>
+          <w:lang w:val="en-US"/>
+        </w:rPr>
+        <w:t>).</w:t>
+      </w:r>
+    </w:p>
+    <w:p>
+      <w:pPr>
+        <w:ind w:left="720"/>
+        <w:rPr>
+          <w:sz w:val="24"/>
+          <w:szCs w:val="24"/>
+          <w:lang w:val="en-US"/>
+        </w:rPr>
+      </w:pPr>
+      <w:r>
+        <w:rPr>
+          <w:sz w:val="24"/>
+          <w:szCs w:val="24"/>
+          <w:lang w:val="en-US"/>
+        </w:rPr>
+        <w:lastRenderedPageBreak/>
+        <w:t xml:space="preserve">- </w:t>
+      </w:r>
+      <w:proofErr w:type="spellStart"/>
+      <w:r>
+        <w:rPr>
+          <w:sz w:val="24"/>
+          <w:szCs w:val="24"/>
+          <w:lang w:val="en-US"/>
+        </w:rPr>
+        <w:t>Supabase</w:t>
+      </w:r>
+      <w:proofErr w:type="spellEnd"/>
+      <w:r>
+        <w:rPr>
+          <w:sz w:val="24"/>
+          <w:szCs w:val="24"/>
+          <w:lang w:val="en-US"/>
+        </w:rPr>
+        <w:t xml:space="preserve"> RPC (</w:t>
+      </w:r>
+      <w:proofErr w:type="spellStart"/>
+      <w:r>
+        <w:rPr>
+          <w:sz w:val="24"/>
+          <w:szCs w:val="24"/>
+          <w:lang w:val="en-US"/>
+        </w:rPr>
+        <w:t>funciones</w:t>
+      </w:r>
+      <w:proofErr w:type="spellEnd"/>
+      <w:r>
+        <w:rPr>
+          <w:sz w:val="24"/>
+          <w:szCs w:val="24"/>
+          <w:lang w:val="en-US"/>
+        </w:rPr>
+        <w:t xml:space="preserve"> </w:t>
+      </w:r>
+      <w:proofErr w:type="spellStart"/>
+      <w:r>
+        <w:rPr>
+          <w:sz w:val="24"/>
+          <w:szCs w:val="24"/>
+          <w:lang w:val="en-US"/>
+        </w:rPr>
+        <w:t>como</w:t>
+      </w:r>
+      <w:proofErr w:type="spellEnd"/>
+      <w:r>
+        <w:rPr>
+          <w:sz w:val="24"/>
+          <w:szCs w:val="24"/>
+          <w:lang w:val="en-US"/>
+        </w:rPr>
+        <w:t xml:space="preserve"> </w:t>
+      </w:r>
+      <w:proofErr w:type="spellStart"/>
+      <w:r>
+        <w:rPr>
+          <w:sz w:val="24"/>
+          <w:szCs w:val="24"/>
+          <w:lang w:val="en-US"/>
+        </w:rPr>
+        <w:t>get_user_id_by_email</w:t>
+      </w:r>
+      <w:proofErr w:type="spellEnd"/>
+      <w:r>
+        <w:rPr>
+          <w:sz w:val="24"/>
+          <w:szCs w:val="24"/>
+          <w:lang w:val="en-US"/>
+        </w:rPr>
+        <w:t xml:space="preserve"> y </w:t>
+      </w:r>
+      <w:proofErr w:type="spellStart"/>
+      <w:r>
+        <w:rPr>
+          <w:sz w:val="24"/>
+          <w:szCs w:val="24"/>
+          <w:lang w:val="en-US"/>
+        </w:rPr>
+        <w:t>ensure_my_</w:t>
+      </w:r>
+      <w:proofErr w:type="gramStart"/>
+      <w:r>
+        <w:rPr>
+          <w:sz w:val="24"/>
+          <w:szCs w:val="24"/>
+          <w:lang w:val="en-US"/>
+        </w:rPr>
+        <w:t>profile</w:t>
+      </w:r>
+      <w:proofErr w:type="spellEnd"/>
+      <w:r>
+        <w:rPr>
+          <w:sz w:val="24"/>
+          <w:szCs w:val="24"/>
+          <w:lang w:val="en-US"/>
+        </w:rPr>
+        <w:t xml:space="preserve"> )</w:t>
+      </w:r>
+      <w:proofErr w:type="gramEnd"/>
+      <w:r>
+        <w:rPr>
+          <w:sz w:val="24"/>
+          <w:szCs w:val="24"/>
+          <w:lang w:val="en-US"/>
+        </w:rPr>
+        <w:t>.</w:t>
+      </w:r>
+    </w:p>
+    <w:p>
+      <w:pPr>
+        <w:ind w:left="720"/>
+        <w:rPr>
+          <w:sz w:val="24"/>
+          <w:szCs w:val="24"/>
+        </w:rPr>
+      </w:pPr>
+      <w:r>
+        <w:rPr>
+          <w:sz w:val="24"/>
+          <w:szCs w:val="24"/>
+        </w:rPr>
+        <w:t xml:space="preserve">- </w:t>
+      </w:r>
+      <w:proofErr w:type="spellStart"/>
+      <w:r>
+        <w:rPr>
+          <w:sz w:val="24"/>
+          <w:szCs w:val="24"/>
+        </w:rPr>
+        <w:t>Supabase</w:t>
+      </w:r>
+      <w:proofErr w:type="spellEnd"/>
+      <w:r>
+        <w:rPr>
+          <w:sz w:val="24"/>
+          <w:szCs w:val="24"/>
+        </w:rPr>
+        <w:t xml:space="preserve"> Storage (subida de evidencias y </w:t>
+      </w:r>
+      <w:proofErr w:type="spellStart"/>
+      <w:r>
+        <w:rPr>
+          <w:sz w:val="24"/>
+          <w:szCs w:val="24"/>
+        </w:rPr>
+        <w:t>URLs</w:t>
+      </w:r>
+      <w:proofErr w:type="spellEnd"/>
+      <w:r>
+        <w:rPr>
+          <w:sz w:val="24"/>
+          <w:szCs w:val="24"/>
+        </w:rPr>
+        <w:t xml:space="preserve"> firmadas).</w:t>
+      </w:r>
+    </w:p>
+    <w:p>
+      <w:pPr>
+        <w:rPr>
+          <w:sz w:val="24"/>
+          <w:szCs w:val="24"/>
+        </w:rPr>
+      </w:pPr>
+      <w:r>
+        <w:rPr>
+          <w:sz w:val="24"/>
+          <w:szCs w:val="24"/>
+        </w:rPr>
+        <w:t xml:space="preserve">- PostgreSQL (base de datos subyacente de </w:t>
+      </w:r>
+      <w:proofErr w:type="spellStart"/>
+      <w:r>
+        <w:rPr>
+          <w:sz w:val="24"/>
+          <w:szCs w:val="24"/>
+        </w:rPr>
+        <w:t>Supabase</w:t>
+      </w:r>
+      <w:proofErr w:type="spellEnd"/>
+      <w:r>
+        <w:rPr>
+          <w:sz w:val="24"/>
+          <w:szCs w:val="24"/>
+        </w:rPr>
+        <w:t>).</w:t>
+      </w:r>
+    </w:p>
+    <w:p>
+      <w:pPr>
+        <w:rPr>
+          <w:sz w:val="24"/>
+          <w:szCs w:val="24"/>
+        </w:rPr>
+      </w:pPr>
+      <w:r>
+        <w:rPr>
+          <w:sz w:val="24"/>
+          <w:szCs w:val="24"/>
+        </w:rPr>
+        <w:t xml:space="preserve">- </w:t>
+      </w:r>
+      <w:proofErr w:type="spellStart"/>
+      <w:r>
+        <w:rPr>
+          <w:sz w:val="24"/>
+          <w:szCs w:val="24"/>
+        </w:rPr>
+        <w:t>cURL</w:t>
+      </w:r>
+      <w:proofErr w:type="spellEnd"/>
+      <w:r>
+        <w:rPr>
+          <w:sz w:val="24"/>
+          <w:szCs w:val="24"/>
+        </w:rPr>
+        <w:t xml:space="preserve"> (PHP </w:t>
+      </w:r>
+      <w:proofErr w:type="spellStart"/>
+      <w:r>
+        <w:rPr>
+          <w:sz w:val="24"/>
+          <w:szCs w:val="24"/>
+        </w:rPr>
+        <w:t>extension</w:t>
+      </w:r>
+      <w:proofErr w:type="spellEnd"/>
+      <w:r>
+        <w:rPr>
+          <w:sz w:val="24"/>
+          <w:szCs w:val="24"/>
+        </w:rPr>
+        <w:t xml:space="preserve">) para consumir </w:t>
+      </w:r>
+      <w:proofErr w:type="spellStart"/>
+      <w:r>
+        <w:rPr>
+          <w:sz w:val="24"/>
+          <w:szCs w:val="24"/>
+        </w:rPr>
+        <w:t>APIs</w:t>
+      </w:r>
+      <w:proofErr w:type="spellEnd"/>
+      <w:r>
+        <w:rPr>
+          <w:sz w:val="24"/>
+          <w:szCs w:val="24"/>
+        </w:rPr>
+        <w:t xml:space="preserve"> HTTP (Auth/</w:t>
+      </w:r>
+      <w:proofErr w:type="spellStart"/>
+      <w:r>
+        <w:rPr>
+          <w:sz w:val="24"/>
+          <w:szCs w:val="24"/>
+        </w:rPr>
+        <w:t>PostgREST</w:t>
+      </w:r>
+      <w:proofErr w:type="spellEnd"/>
+      <w:r>
+        <w:rPr>
+          <w:sz w:val="24"/>
+          <w:szCs w:val="24"/>
+        </w:rPr>
+        <w:t xml:space="preserve">/Storage) desde </w:t>
+      </w:r>
+      <w:proofErr w:type="spellStart"/>
+      <w:proofErr w:type="gramStart"/>
+      <w:r>
+        <w:rPr>
+          <w:sz w:val="24"/>
+          <w:szCs w:val="24"/>
+        </w:rPr>
+        <w:t>SupabaseClient.php</w:t>
+      </w:r>
+      <w:proofErr w:type="spellEnd"/>
+      <w:r>
+        <w:rPr>
+          <w:sz w:val="24"/>
+          <w:szCs w:val="24"/>
+        </w:rPr>
+        <w:t xml:space="preserve"> .</w:t>
+      </w:r>
+      <w:proofErr w:type="gramEnd"/>
+    </w:p>
+    <w:p>
+      <w:pPr>
+        <w:rPr>
+          <w:sz w:val="24"/>
+          <w:szCs w:val="24"/>
+        </w:rPr>
+      </w:pPr>
+      <w:r>
+        <w:rPr>
+          <w:sz w:val="24"/>
+          <w:szCs w:val="24"/>
+        </w:rPr>
+        <w:t>- Variables de entorno (.</w:t>
+      </w:r>
+      <w:proofErr w:type="spellStart"/>
+      <w:r>
+        <w:rPr>
+          <w:sz w:val="24"/>
+          <w:szCs w:val="24"/>
+        </w:rPr>
+        <w:t>env</w:t>
+      </w:r>
+      <w:proofErr w:type="spellEnd"/>
+      <w:r>
+        <w:rPr>
+          <w:sz w:val="24"/>
+          <w:szCs w:val="24"/>
+        </w:rPr>
+        <w:t xml:space="preserve">) (configuración con </w:t>
+      </w:r>
+      <w:proofErr w:type="spellStart"/>
+      <w:r>
+        <w:rPr>
+          <w:sz w:val="24"/>
+          <w:szCs w:val="24"/>
+        </w:rPr>
+        <w:t>loader</w:t>
+      </w:r>
+      <w:proofErr w:type="spellEnd"/>
+      <w:r>
+        <w:rPr>
+          <w:sz w:val="24"/>
+          <w:szCs w:val="24"/>
+        </w:rPr>
+        <w:t xml:space="preserve"> propio en </w:t>
+      </w:r>
+      <w:proofErr w:type="spellStart"/>
+      <w:proofErr w:type="gramStart"/>
+      <w:r>
+        <w:rPr>
+          <w:sz w:val="24"/>
+          <w:szCs w:val="24"/>
+        </w:rPr>
+        <w:t>support</w:t>
+      </w:r>
+      <w:proofErr w:type="spellEnd"/>
+      <w:r>
+        <w:rPr>
+          <w:sz w:val="24"/>
+          <w:szCs w:val="24"/>
+        </w:rPr>
+        <w:t>/</w:t>
+      </w:r>
+      <w:proofErr w:type="spellStart"/>
+      <w:r>
+        <w:rPr>
+          <w:sz w:val="24"/>
+          <w:szCs w:val="24"/>
+        </w:rPr>
+        <w:t>env.php</w:t>
+      </w:r>
+      <w:proofErr w:type="spellEnd"/>
+      <w:r>
+        <w:rPr>
+          <w:sz w:val="24"/>
+          <w:szCs w:val="24"/>
+        </w:rPr>
+        <w:t xml:space="preserve"> )</w:t>
+      </w:r>
+      <w:proofErr w:type="gramEnd"/>
+      <w:r>
+        <w:rPr>
+          <w:sz w:val="24"/>
+          <w:szCs w:val="24"/>
+        </w:rPr>
+        <w:t>.</w:t>
+      </w:r>
+    </w:p>
+    <w:p>
+      <w:pPr>
+        <w:rPr>
+          <w:sz w:val="24"/>
+          <w:szCs w:val="24"/>
+          <w:lang w:val="en-US"/>
+        </w:rPr>
+      </w:pPr>
+      <w:r>
+        <w:rPr>
+          <w:sz w:val="24"/>
+          <w:szCs w:val="24"/>
+          <w:lang w:val="en-US"/>
+        </w:rPr>
+        <w:t>- Cookies HTTP (</w:t>
+      </w:r>
+      <w:proofErr w:type="spellStart"/>
+      <w:r>
+        <w:rPr>
+          <w:sz w:val="24"/>
+          <w:szCs w:val="24"/>
+          <w:lang w:val="en-US"/>
+        </w:rPr>
+        <w:t>sesión</w:t>
+      </w:r>
+      <w:proofErr w:type="spellEnd"/>
+      <w:r>
+        <w:rPr>
+          <w:sz w:val="24"/>
+          <w:szCs w:val="24"/>
+          <w:lang w:val="en-US"/>
+        </w:rPr>
+        <w:t xml:space="preserve">/token, CSRF y flash messages) </w:t>
+      </w:r>
+      <w:proofErr w:type="spellStart"/>
+      <w:r>
+        <w:rPr>
+          <w:sz w:val="24"/>
+          <w:szCs w:val="24"/>
+          <w:lang w:val="en-US"/>
+        </w:rPr>
+        <w:t>mediante</w:t>
+      </w:r>
+      <w:proofErr w:type="spellEnd"/>
+      <w:r>
+        <w:rPr>
+          <w:sz w:val="24"/>
+          <w:szCs w:val="24"/>
+          <w:lang w:val="en-US"/>
+        </w:rPr>
+        <w:t xml:space="preserve"> </w:t>
+      </w:r>
+      <w:proofErr w:type="spellStart"/>
+      <w:proofErr w:type="gramStart"/>
+      <w:r>
+        <w:rPr>
+          <w:sz w:val="24"/>
+          <w:szCs w:val="24"/>
+          <w:lang w:val="en-US"/>
+        </w:rPr>
+        <w:t>Cookie.php</w:t>
+      </w:r>
+      <w:proofErr w:type="spellEnd"/>
+      <w:r>
+        <w:rPr>
+          <w:sz w:val="24"/>
+          <w:szCs w:val="24"/>
+          <w:lang w:val="en-US"/>
+        </w:rPr>
+        <w:t xml:space="preserve"> .</w:t>
+      </w:r>
+      <w:proofErr w:type="gramEnd"/>
+    </w:p>
+    <w:p>
+      <w:pPr>
+        <w:rPr>
+          <w:sz w:val="24"/>
+          <w:szCs w:val="24"/>
+        </w:rPr>
+      </w:pPr>
+      <w:r>
+        <w:rPr>
+          <w:sz w:val="24"/>
+          <w:szCs w:val="24"/>
+        </w:rPr>
+        <w:t xml:space="preserve">- CSRF Token (mecanismo propio en </w:t>
+      </w:r>
+      <w:proofErr w:type="spellStart"/>
+      <w:proofErr w:type="gramStart"/>
+      <w:r>
+        <w:rPr>
+          <w:sz w:val="24"/>
+          <w:szCs w:val="24"/>
+        </w:rPr>
+        <w:t>Csrf.php</w:t>
+      </w:r>
+      <w:proofErr w:type="spellEnd"/>
+      <w:r>
+        <w:rPr>
+          <w:sz w:val="24"/>
+          <w:szCs w:val="24"/>
+        </w:rPr>
+        <w:t xml:space="preserve"> )</w:t>
+      </w:r>
+      <w:proofErr w:type="gramEnd"/>
+      <w:r>
+        <w:rPr>
+          <w:sz w:val="24"/>
+          <w:szCs w:val="24"/>
+        </w:rPr>
+        <w:t>.</w:t>
+      </w:r>
+    </w:p>
+    <w:p>
+      <w:pPr>
+        <w:rPr>
+          <w:sz w:val="24"/>
+          <w:szCs w:val="24"/>
+        </w:rPr>
+      </w:pPr>
+      <w:r>
+        <w:rPr>
+          <w:sz w:val="24"/>
+          <w:szCs w:val="24"/>
+        </w:rPr>
+        <w:t xml:space="preserve">- </w:t>
+      </w:r>
+      <w:proofErr w:type="spellStart"/>
+      <w:r>
+        <w:rPr>
+          <w:sz w:val="24"/>
+          <w:szCs w:val="24"/>
+        </w:rPr>
+        <w:t>Tailwind</w:t>
+      </w:r>
+      <w:proofErr w:type="spellEnd"/>
+      <w:r>
+        <w:rPr>
+          <w:sz w:val="24"/>
+          <w:szCs w:val="24"/>
+        </w:rPr>
+        <w:t xml:space="preserve"> CSS (CDN) para estilos UI (incluido en </w:t>
+      </w:r>
+      <w:proofErr w:type="spellStart"/>
+      <w:proofErr w:type="gramStart"/>
+      <w:r>
+        <w:rPr>
+          <w:sz w:val="24"/>
+          <w:szCs w:val="24"/>
+        </w:rPr>
+        <w:t>layout.php</w:t>
+      </w:r>
+      <w:proofErr w:type="spellEnd"/>
+      <w:r>
+        <w:rPr>
+          <w:sz w:val="24"/>
+          <w:szCs w:val="24"/>
+        </w:rPr>
+        <w:t xml:space="preserve"> )</w:t>
+      </w:r>
+      <w:proofErr w:type="gramEnd"/>
+      <w:r>
+        <w:rPr>
+          <w:sz w:val="24"/>
+          <w:szCs w:val="24"/>
+        </w:rPr>
+        <w:t>.</w:t>
+      </w:r>
+    </w:p>
+    <w:p>
+      <w:pPr>
+        <w:rPr>
+          <w:sz w:val="24"/>
+          <w:szCs w:val="24"/>
+        </w:rPr>
+      </w:pPr>
+      <w:r>
+        <w:rPr>
+          <w:sz w:val="24"/>
+          <w:szCs w:val="24"/>
+        </w:rPr>
+        <w:t xml:space="preserve">- Chart.js (CDN) para gráficos en </w:t>
+      </w:r>
+      <w:proofErr w:type="spellStart"/>
+      <w:r>
+        <w:rPr>
+          <w:sz w:val="24"/>
+          <w:szCs w:val="24"/>
+        </w:rPr>
+        <w:t>dashboard</w:t>
+      </w:r>
+      <w:proofErr w:type="spellEnd"/>
+      <w:r>
+        <w:rPr>
+          <w:sz w:val="24"/>
+          <w:szCs w:val="24"/>
+        </w:rPr>
+        <w:t xml:space="preserve">/proyecto (incluido en </w:t>
+      </w:r>
+      <w:proofErr w:type="spellStart"/>
+      <w:proofErr w:type="gramStart"/>
+      <w:r>
+        <w:rPr>
+          <w:sz w:val="24"/>
+          <w:szCs w:val="24"/>
+        </w:rPr>
+        <w:t>layout.php</w:t>
+      </w:r>
+      <w:proofErr w:type="spellEnd"/>
+      <w:r>
+        <w:rPr>
+          <w:sz w:val="24"/>
+          <w:szCs w:val="24"/>
+        </w:rPr>
+        <w:t xml:space="preserve"> )</w:t>
+      </w:r>
+      <w:proofErr w:type="gramEnd"/>
+      <w:r>
+        <w:rPr>
+          <w:sz w:val="24"/>
+          <w:szCs w:val="24"/>
+        </w:rPr>
+        <w:t>.</w:t>
+      </w:r>
+    </w:p>
+    <w:p>
+      <w:pPr>
+        <w:rPr>
+          <w:sz w:val="24"/>
+          <w:szCs w:val="24"/>
+        </w:rPr>
+      </w:pPr>
+      <w:r>
+        <w:rPr>
+          <w:sz w:val="24"/>
+          <w:szCs w:val="24"/>
+        </w:rPr>
+        <w:t xml:space="preserve">- Sesiones PHP (clase utilitaria </w:t>
+      </w:r>
+      <w:proofErr w:type="spellStart"/>
+      <w:proofErr w:type="gramStart"/>
+      <w:r>
+        <w:rPr>
+          <w:sz w:val="24"/>
+          <w:szCs w:val="24"/>
+        </w:rPr>
+        <w:t>Session.php</w:t>
+      </w:r>
+      <w:proofErr w:type="spellEnd"/>
+      <w:r>
+        <w:rPr>
+          <w:sz w:val="24"/>
+          <w:szCs w:val="24"/>
+        </w:rPr>
+        <w:t xml:space="preserve"> ,</w:t>
+      </w:r>
+      <w:proofErr w:type="gramEnd"/>
+      <w:r>
+        <w:rPr>
+          <w:sz w:val="24"/>
+          <w:szCs w:val="24"/>
+        </w:rPr>
+        <w:t xml:space="preserve"> aunque la </w:t>
+      </w:r>
+      <w:proofErr w:type="gramStart"/>
+      <w:r>
+        <w:rPr>
+          <w:sz w:val="24"/>
+          <w:szCs w:val="24"/>
+        </w:rPr>
+        <w:t>app</w:t>
+      </w:r>
+      <w:proofErr w:type="gramEnd"/>
+      <w:r>
+        <w:rPr>
+          <w:sz w:val="24"/>
+          <w:szCs w:val="24"/>
+        </w:rPr>
+        <w:t xml:space="preserve"> actualmente usa cookies para </w:t>
+      </w:r>
+      <w:proofErr w:type="spellStart"/>
+      <w:r>
+        <w:rPr>
+          <w:sz w:val="24"/>
+          <w:szCs w:val="24"/>
+        </w:rPr>
+        <w:t>auth</w:t>
+      </w:r>
+      <w:proofErr w:type="spellEnd"/>
+      <w:r>
+        <w:rPr>
+          <w:sz w:val="24"/>
+          <w:szCs w:val="24"/>
+        </w:rPr>
+        <w:t>/</w:t>
+      </w:r>
+      <w:proofErr w:type="gramStart"/>
+      <w:r>
+        <w:rPr>
+          <w:sz w:val="24"/>
+          <w:szCs w:val="24"/>
+        </w:rPr>
+        <w:t>flash</w:t>
+      </w:r>
+      <w:proofErr w:type="gramEnd"/>
+      <w:r>
+        <w:rPr>
+          <w:sz w:val="24"/>
+          <w:szCs w:val="24"/>
+        </w:rPr>
+        <w:t>).</w:t>
+      </w:r>
     </w:p>
     <w:sectPr>
-      <w:headerReference w:type="default" r:id="rId9"/>
-      <w:footerReference w:type="default" r:id="rId10"/>
+      <w:headerReference w:type="default" r:id="rId10"/>
+      <w:footerReference w:type="default" r:id="rId11"/>
       <w:pgSz w:w="11906" w:h="16838"/>
       <w:pgMar w:top="1417" w:right="1701" w:bottom="1417" w:left="1701" w:header="708" w:footer="708" w:gutter="0"/>
       <w:pgNumType w:start="1"/>
